--- a/Alpha-Hours-One-Pager.docx
+++ b/Alpha-Hours-One-Pager.docx
@@ -46,7 +46,7 @@
           <w:spacing w:val="0"/>
           <w:color w:val="E4E7F0"/>
         </w:rPr>
-        <w:t xml:space="preserve">The full Alpha academic day, run after school and on Saturdays, in the buildings Alpha already pays for.</w:t>
+        <w:t xml:space="preserve">The complete Alpha day, mastery academics on Timeback plus a life skills workshop, run after school and on Saturdays, in the buildings Alpha already pays for.</w:t>
       </w:r>
     </w:p>
     <w:p>
@@ -111,7 +111,7 @@
           <w:spacing w:val="0"/>
           <w:color w:val="8C96AC"/>
         </w:rPr>
-        <w:t xml:space="preserve">Run the full Alpha academic day, after school and on Saturdays, for families who do not attend Alpha. A family picks a two-night track, Monday/Wednesday or Tuesday/Thursday, 5:00 to 7:00 pm, or a single four-hour Saturday block, inside Alpha campuses that sit empty after the school day and on weekends. Either way the child works both Math and Reading/Writing on Timeback, four hours a week, supported by guides hired and trained just for this program. Families enroll one session at a time. Start with grades K-8 and scale across the network.</w:t>
+        <w:t xml:space="preserve">Run the complete Alpha day, mastery academics on Timeback plus a life skills workshop, after school and on Saturdays, for families who do not attend Alpha. A family picks a two-night track, Monday/Wednesday or Tuesday/Thursday, 5:00 to 7:00 pm, or a single four-hour Saturday block, inside Alpha campuses that sit empty after the school day and on weekends. Either way the child gets 100 minutes of focused mastery academics on Timeback and 80 minutes of life skills a week, both tracks identical, both subjects always included, supported by guides hired and trained just for this program. Families enroll one session at a time. Start with grades K-8 and scale across the network.</w:t>
       </w:r>
     </w:p>
     <w:p>
@@ -387,7 +387,7 @@
           <w:spacing w:val="0"/>
           <w:color w:val="E4E7F0"/>
         </w:rPr>
-        <w:t xml:space="preserve">Two hours, both subjects</w:t>
+        <w:t xml:space="preserve">The whole Alpha day, every sitting</w:t>
       </w:r>
     </w:p>
     <w:p>
@@ -400,7 +400,7 @@
           <w:spacing w:val="0"/>
           <w:color w:val="8C96AC"/>
         </w:rPr>
-        <w:t xml:space="preserve">A normal Alpha day gives students about two hours of core academics on Timeback. Alpha Hours delivers that same two-hour academic day, after school, both subjects always included; no single-subject option.</w:t>
+        <w:t xml:space="preserve">Each sitting is the whole Alpha day: a Limitless launch, 25-minute mastery sessions on Timeback (both subjects), a life skills workshop, and shoutouts. No single-subject option.</w:t>
       </w:r>
     </w:p>
     <w:p>
